--- a/consumer-complaints-shell-analysis.docx
+++ b/consumer-complaints-shell-analysis.docx
@@ -6633,7 +6633,7 @@
         <w:jc w:val="both"/>
       </w:pPr>
       <w:r>
-        <w:t>This analysis uses comma-based parsing with shell tools such as awk and cut. While this approach demonstrates command-line data wrangling skills, some CSV files may contain commas inside quoted text fields. A production-level workflow would use a CSV-aware parser for more robust processing.</w:t>
+        <w:t>This analysis uses comma-based parsing with shell tools such as awk and cut. While this approach demonstrates command-line data wrangling skills, some CSV files may contain commas inside quoted text fields. A production-level workflow would use a CSV-aware parser for more robust processing</w:t>
       </w:r>
     </w:p>
     <w:sectPr>
@@ -7494,6 +7494,7 @@
   <w:style w:type="character" w:default="1" w:styleId="DefaultParagraphFont">
     <w:name w:val="Default Paragraph Font"/>
     <w:uiPriority w:val="1"/>
+    <w:semiHidden/>
     <w:unhideWhenUsed/>
   </w:style>
   <w:style w:type="table" w:default="1" w:styleId="TableNormal">
